--- a/downloads/handouts/Unit 04/Handout 04.11 - Client Cards and Needs and Wants List.docx
+++ b/downloads/handouts/Unit 04/Handout 04.11 - Client Cards and Needs and Wants List.docx
@@ -2149,7 +2149,7 @@
         <w:pStyle w:val="BodyText"/>
       </w:pPr>
       <w:r>
-        <w:t xml:space="preserve">Word bank: need (ihtiyaç / necessidade / necesidad), want (istek / desejo / deseo), client (müşteri / cliente / cliente), budget (bütçe / orçamento / presupuesto), rule (kural / regra / regla).</w:t>
+        <w:t xml:space="preserve">Word bank: need (necesidad), want (deseo), client (cliente), budget (presupuesto), rule (regla).</w:t>
       </w:r>
     </w:p>
     <w:sectPr>

--- a/downloads/handouts/Unit 04/Handout 04.11 - Client Cards and Needs and Wants List.docx
+++ b/downloads/handouts/Unit 04/Handout 04.11 - Client Cards and Needs and Wants List.docx
@@ -6,9 +6,9 @@
       <w:pPr>
         <w:pStyle w:val="Heading1"/>
       </w:pPr>
-      <w:bookmarkStart w:id="20" w:name="X8c485bd933bf10748e31d35244d4b29618255c3"/>
-      <w:r>
-        <w:t xml:space="preserve">Handout 04.11: Client Cards and Needs and Wants List</w:t>
+      <w:bookmarkStart w:id="20" w:name="X5078eaa9b3609bda725454ee7873cf88de81727"/>
+      <w:r>
+        <w:t xml:space="preserve">Handout 4.11: Client Cards and Needs and Wants List</w:t>
       </w:r>
       <w:bookmarkEnd w:id="20"/>
     </w:p>

--- a/downloads/handouts/Unit 04/Handout 04.11 - Client Cards and Needs and Wants List.docx
+++ b/downloads/handouts/Unit 04/Handout 04.11 - Client Cards and Needs and Wants List.docx
@@ -40,7 +40,7 @@
         <w:pStyle w:val="FirstParagraph"/>
       </w:pPr>
       <w:r>
-        <w:t xml:space="preserve">Each card has: who the client is, the room and its measurements, where the door, window, and closet are, what the client must have (needs), what the client would like (wants), the budget, and one rule that cannot be broken. Every number on the card is fixed. Everything else is yours to decide.</w:t>
+        <w:t xml:space="preserve">Each card has the six parts of a brief. Who the client is. The room: its measurements, and where the door, window, and closet are. The budget. What the client must have (needs). What the client would like (wants). One rule that cannot be broken. Every number on the card is fixed. Everything else is yours to decide.</w:t>
       </w:r>
     </w:p>
     <w:p>
@@ -510,7 +510,7 @@
         <w:t xml:space="preserve"> </w:t>
       </w:r>
       <w:r>
-        <w:t xml:space="preserve">Two parents, two kids in elementary school, and a dog. Every morning four people and a dog leave through one small front entry, and every afternoon everything they carried comes back in and lands on the floor.</w:t>
+        <w:t xml:space="preserve">Two parents, two kids in elementary school, and a dog. Every morning, four people and a dog leave through one small front entry. Every afternoon, everything they carried comes back in and lands on the floor.</w:t>
       </w:r>
     </w:p>
     <w:p>
@@ -981,7 +981,7 @@
         <w:t xml:space="preserve"> </w:t>
       </w:r>
       <w:r>
-        <w:t xml:space="preserve">the inside is 8 feet wide by 24 feet long (192 square feet). The ceiling is 10 feet at the high end. A sleeping loft, 8 feet by 8 feet, sits over one end of the house, with 4 feet of headroom (nobody can stand up there). Under the loft the ceiling is 6 feet. The door is 3 feet wide, on a long wall, 3 feet from the loft end, and swings out. There are two windows, 3 feet wide each, on each long wall, and one small window at the far end.</w:t>
+        <w:t xml:space="preserve">the inside is 8 feet wide by 24 feet long (192 square feet). The ceiling is 10 feet at the high end. A sleeping loft, 8 feet by 8 feet, sits over one end of the house, with 4 feet of headroom (nobody can stand up there). Under the loft the ceiling is 6 feet. The door is 3 feet wide, on a long wall, 3 feet from the loft end, and swings out. Each long wall has two windows, 3 feet wide each. There is one small window at the far end.</w:t>
       </w:r>
     </w:p>
     <w:p>
@@ -1742,7 +1742,7 @@
         <w:t xml:space="preserve"> </w:t>
       </w:r>
       <w:r>
-        <w:t xml:space="preserve">line from the card. Write N (need: the design fails without it) or W (want: nice if the money and space allow). Then add two hidden needs: things the card did not say out loud, but a designer would know this client needs.</w:t>
+        <w:t xml:space="preserve">line from the card. Some cards have as many as 11 lines. Next to each line, write N or W. N means need: the design fails without it. W means want: nice if the money and space allow. Then add two hidden needs. A hidden need is something the card did not say out loud, but a designer would know this client needs it.</w:t>
       </w:r>
     </w:p>
     <w:tbl>
@@ -1813,6 +1813,46 @@
               <w:t xml:space="preserve">Why</w:t>
             </w:r>
           </w:p>
+        </w:tc>
+      </w:tr>
+      <w:tr>
+        <w:tc>
+          <w:tcPr>
+            <w:tcW w:type="dxa" w:w="3120"/>
+          </w:tcPr>
+          <w:p/>
+        </w:tc>
+        <w:tc>
+          <w:tcPr>
+            <w:tcW w:type="dxa" w:w="3120"/>
+          </w:tcPr>
+          <w:p/>
+        </w:tc>
+        <w:tc>
+          <w:tcPr>
+            <w:tcW w:type="dxa" w:w="3120"/>
+          </w:tcPr>
+          <w:p/>
+        </w:tc>
+      </w:tr>
+      <w:tr>
+        <w:tc>
+          <w:tcPr>
+            <w:tcW w:type="dxa" w:w="3120"/>
+          </w:tcPr>
+          <w:p/>
+        </w:tc>
+        <w:tc>
+          <w:tcPr>
+            <w:tcW w:type="dxa" w:w="3120"/>
+          </w:tcPr>
+          <w:p/>
+        </w:tc>
+        <w:tc>
+          <w:tcPr>
+            <w:tcW w:type="dxa" w:w="3120"/>
+          </w:tcPr>
+          <w:p/>
         </w:tc>
       </w:tr>
       <w:tr>
